--- a/DOCUMENTACIÓN/SEMANA 4_FASE1.docx
+++ b/DOCUMENTACIÓN/SEMANA 4_FASE1.docx
@@ -81,6 +81,8 @@
       <w:r>
         <w:rPr>
           <w:b/>
+          <w:noProof/>
+          <w:lang w:eastAsia="es-EC"/>
         </w:rPr>
         <w:drawing>
           <wp:inline distT="0" distB="0" distL="0" distR="0" wp14:anchorId="39E474DE" wp14:editId="28FCD21C">
@@ -155,6 +157,8 @@
       <w:r>
         <w:rPr>
           <w:b/>
+          <w:noProof/>
+          <w:lang w:eastAsia="es-EC"/>
         </w:rPr>
         <w:drawing>
           <wp:inline distT="0" distB="0" distL="0" distR="0" wp14:anchorId="5039A5C2" wp14:editId="7BAB630E">
@@ -251,6 +255,8 @@
       <w:r>
         <w:rPr>
           <w:b/>
+          <w:noProof/>
+          <w:lang w:eastAsia="es-EC"/>
         </w:rPr>
         <w:drawing>
           <wp:inline distT="0" distB="0" distL="0" distR="0" wp14:anchorId="33BF138F" wp14:editId="753077FF">
@@ -319,6 +325,8 @@
       <w:r>
         <w:rPr>
           <w:b/>
+          <w:noProof/>
+          <w:lang w:eastAsia="es-EC"/>
         </w:rPr>
         <w:drawing>
           <wp:inline distT="0" distB="0" distL="0" distR="0" wp14:anchorId="060C7A10" wp14:editId="2D127B91">
@@ -436,6 +444,8 @@
       <w:r>
         <w:rPr>
           <w:b/>
+          <w:noProof/>
+          <w:lang w:eastAsia="es-EC"/>
         </w:rPr>
         <w:drawing>
           <wp:inline distT="0" distB="0" distL="0" distR="0" wp14:anchorId="7BDE2B8E" wp14:editId="5148BEC5">
@@ -484,26 +494,20 @@
         <w:rPr>
           <w:b/>
         </w:rPr>
-        <w:t xml:space="preserve">Opciones de Tema en la </w:t>
-      </w:r>
-      <w:bookmarkStart w:id="0" w:name="_GoBack"/>
-      <w:bookmarkEnd w:id="0"/>
-      <w:r>
-        <w:rPr>
-          <w:b/>
-        </w:rPr>
-        <w:t>página</w:t>
-      </w:r>
-    </w:p>
-    <w:p>
-      <w:pPr>
-        <w:rPr>
-          <w:b/>
-        </w:rPr>
-      </w:pPr>
-      <w:r>
-        <w:rPr>
-          <w:b/>
+        <w:t>Opciones de Tema en la página</w:t>
+      </w:r>
+    </w:p>
+    <w:p>
+      <w:pPr>
+        <w:rPr>
+          <w:b/>
+        </w:rPr>
+      </w:pPr>
+      <w:r>
+        <w:rPr>
+          <w:b/>
+          <w:noProof/>
+          <w:lang w:eastAsia="es-EC"/>
         </w:rPr>
         <w:drawing>
           <wp:inline distT="0" distB="0" distL="0" distR="0" wp14:anchorId="75BD5C20" wp14:editId="1A220251">
@@ -565,6 +569,8 @@
       <w:r>
         <w:rPr>
           <w:b/>
+          <w:noProof/>
+          <w:lang w:eastAsia="es-EC"/>
         </w:rPr>
         <w:drawing>
           <wp:inline distT="0" distB="0" distL="0" distR="0" wp14:anchorId="567C98BB" wp14:editId="3716F34E">
@@ -602,6 +608,114 @@
           </wp:inline>
         </w:drawing>
       </w:r>
+    </w:p>
+    <w:p>
+      <w:pPr>
+        <w:jc w:val="center"/>
+        <w:rPr>
+          <w:b/>
+        </w:rPr>
+      </w:pPr>
+    </w:p>
+    <w:p>
+      <w:pPr>
+        <w:rPr>
+          <w:b/>
+        </w:rPr>
+      </w:pPr>
+      <w:proofErr w:type="spellStart"/>
+      <w:r>
+        <w:rPr>
+          <w:b/>
+        </w:rPr>
+        <w:lastRenderedPageBreak/>
+        <w:t>Implementaicon</w:t>
+      </w:r>
+      <w:proofErr w:type="spellEnd"/>
+      <w:r>
+        <w:rPr>
+          <w:b/>
+        </w:rPr>
+        <w:t xml:space="preserve"> </w:t>
+      </w:r>
+      <w:proofErr w:type="spellStart"/>
+      <w:r>
+        <w:rPr>
+          <w:b/>
+        </w:rPr>
+        <w:t>Tenant</w:t>
+      </w:r>
+      <w:proofErr w:type="spellEnd"/>
+      <w:r>
+        <w:rPr>
+          <w:b/>
+        </w:rPr>
+        <w:t xml:space="preserve"> – </w:t>
+      </w:r>
+      <w:proofErr w:type="spellStart"/>
+      <w:r>
+        <w:rPr>
+          <w:b/>
+        </w:rPr>
+        <w:t>Postman</w:t>
+      </w:r>
+      <w:proofErr w:type="spellEnd"/>
+    </w:p>
+    <w:p>
+      <w:pPr>
+        <w:rPr>
+          <w:b/>
+        </w:rPr>
+      </w:pPr>
+      <w:r>
+        <w:rPr>
+          <w:b/>
+        </w:rPr>
+        <w:drawing>
+          <wp:inline distT="0" distB="0" distL="0" distR="0" wp14:anchorId="36CE8A16" wp14:editId="6D3D7C52">
+            <wp:extent cx="6280223" cy="3017520"/>
+            <wp:effectExtent l="0" t="0" r="6350" b="0"/>
+            <wp:docPr id="6" name="Imagen 6"/>
+            <wp:cNvGraphicFramePr>
+              <a:graphicFrameLocks xmlns:a="http://schemas.openxmlformats.org/drawingml/2006/main" noChangeAspect="1"/>
+            </wp:cNvGraphicFramePr>
+            <a:graphic xmlns:a="http://schemas.openxmlformats.org/drawingml/2006/main">
+              <a:graphicData uri="http://schemas.openxmlformats.org/drawingml/2006/picture">
+                <pic:pic xmlns:pic="http://schemas.openxmlformats.org/drawingml/2006/picture">
+                  <pic:nvPicPr>
+                    <pic:cNvPr id="1" name=""/>
+                    <pic:cNvPicPr/>
+                  </pic:nvPicPr>
+                  <pic:blipFill>
+                    <a:blip r:embed="rId11"/>
+                    <a:stretch>
+                      <a:fillRect/>
+                    </a:stretch>
+                  </pic:blipFill>
+                  <pic:spPr>
+                    <a:xfrm>
+                      <a:off x="0" y="0"/>
+                      <a:ext cx="6281800" cy="3018278"/>
+                    </a:xfrm>
+                    <a:prstGeom prst="rect">
+                      <a:avLst/>
+                    </a:prstGeom>
+                  </pic:spPr>
+                </pic:pic>
+              </a:graphicData>
+            </a:graphic>
+          </wp:inline>
+        </w:drawing>
+      </w:r>
+    </w:p>
+    <w:p>
+      <w:pPr>
+        <w:rPr>
+          <w:b/>
+        </w:rPr>
+      </w:pPr>
+      <w:bookmarkStart w:id="0" w:name="_GoBack"/>
+      <w:bookmarkEnd w:id="0"/>
     </w:p>
     <w:p>
       <w:pPr>
